--- a/storage/app/private/contracts/344.docx
+++ b/storage/app/private/contracts/344.docx
@@ -1,6 +1,6 @@
 
 <file path=word/document.xml><?xml version="1.0" encoding="utf-8"?>
-<w:document xmlns:wpc="http://schemas.microsoft.com/office/word/2010/wordprocessingCanvas" xmlns:cx="http://schemas.microsoft.com/office/drawing/2014/chartex" xmlns:cx1="http://schemas.microsoft.com/office/drawing/2015/9/8/chartex" xmlns:cx2="http://schemas.microsoft.com/office/drawing/2015/10/21/chartex" xmlns:cx3="http://schemas.microsoft.com/office/drawing/2016/5/9/chartex" xmlns:cx4="http://schemas.microsoft.com/office/drawing/2016/5/10/chartex" xmlns:cx5="http://schemas.microsoft.com/office/drawing/2016/5/11/chartex" xmlns:cx6="http://schemas.microsoft.com/office/drawing/2016/5/12/chartex" xmlns:cx7="http://schemas.microsoft.com/office/drawing/2016/5/13/chartex" xmlns:cx8="http://schemas.microsoft.com/office/drawing/2016/5/14/chartex" xmlns:mc="http://schemas.openxmlformats.org/markup-compatibility/2006" xmlns:aink="http://schemas.microsoft.com/office/drawing/2016/ink" xmlns:am3d="http://schemas.microsoft.com/office/drawing/2017/model3d" xmlns:o="urn:schemas-microsoft-com:office:office" xmlns:oel="http://schemas.microsoft.com/office/2019/extlst" xmlns:r="http://schemas.openxmlformats.org/officeDocument/2006/relationships" xmlns:m="http://schemas.openxmlformats.org/officeDocument/2006/math" xmlns:v="urn:schemas-microsoft-com:vml" xmlns:wp14="http://schemas.microsoft.com/office/word/2010/wordprocessingDrawing" xmlns:wp="http://schemas.openxmlformats.org/drawingml/2006/wordprocessingDrawing" xmlns:w10="urn:schemas-microsoft-com:office:word" xmlns:w="http://schemas.openxmlformats.org/wordprocessingml/2006/main" xmlns:w14="http://schemas.microsoft.com/office/word/2010/wordml" xmlns:w15="http://schemas.microsoft.com/office/word/2012/wordml" xmlns:w16cex="http://schemas.microsoft.com/office/word/2018/wordml/cex" xmlns:w16cid="http://schemas.microsoft.com/office/word/2016/wordml/cid" xmlns:w16="http://schemas.microsoft.com/office/word/2018/wordml" xmlns:w16du="http://schemas.microsoft.com/office/word/2023/wordml/word16du" xmlns:w16sdtdh="http://schemas.microsoft.com/office/word/2020/wordml/sdtdatahash" xmlns:w16sdtfl="http://schemas.microsoft.com/office/word/2024/wordml/sdtformatlock" xmlns:w16se="http://schemas.microsoft.com/office/word/2015/wordml/symex" xmlns:wpg="http://schemas.microsoft.com/office/word/2010/wordprocessingGroup" xmlns:wpi="http://schemas.microsoft.com/office/word/2010/wordprocessingInk" xmlns:wne="http://schemas.microsoft.com/office/word/2006/wordml" xmlns:wps="http://schemas.microsoft.com/office/word/2010/wordprocessingShape" mc:Ignorable="w14 w15 w16se w16cid w16 w16cex w16sdtdh w16sdtfl w16du wp14">
+<w:document xmlns:wpc="http://schemas.microsoft.com/office/word/2010/wordprocessingCanvas" xmlns:cx="http://schemas.microsoft.com/office/drawing/2014/chartex" xmlns:cx1="http://schemas.microsoft.com/office/drawing/2015/9/8/chartex" xmlns:cx2="http://schemas.microsoft.com/office/drawing/2015/10/21/chartex" xmlns:cx3="http://schemas.microsoft.com/office/drawing/2016/5/9/chartex" xmlns:cx4="http://schemas.microsoft.com/office/drawing/2016/5/10/chartex" xmlns:cx5="http://schemas.microsoft.com/office/drawing/2016/5/11/chartex" xmlns:cx6="http://schemas.microsoft.com/office/drawing/2016/5/12/chartex" xmlns:cx7="http://schemas.microsoft.com/office/drawing/2016/5/13/chartex" xmlns:cx8="http://schemas.microsoft.com/office/drawing/2016/5/14/chartex" xmlns:mc="http://schemas.openxmlformats.org/markup-compatibility/2006" xmlns:aink="http://schemas.microsoft.com/office/drawing/2016/ink" xmlns:am3d="http://schemas.microsoft.com/office/drawing/2017/model3d" xmlns:o="urn:schemas-microsoft-com:office:office" xmlns:oel="http://schemas.microsoft.com/office/2019/extlst" xmlns:r="http://schemas.openxmlformats.org/officeDocument/2006/relationships" xmlns:m="http://schemas.openxmlformats.org/officeDocument/2006/math" xmlns:v="urn:schemas-microsoft-com:vml" xmlns:wp14="http://schemas.microsoft.com/office/word/2010/wordprocessingDrawing" xmlns:wp="http://schemas.openxmlformats.org/drawingml/2006/wordprocessingDrawing" xmlns:w10="urn:schemas-microsoft-com:office:word" xmlns:w="http://schemas.openxmlformats.org/wordprocessingml/2006/main" xmlns:w14="http://schemas.microsoft.com/office/word/2010/wordml" xmlns:w15="http://schemas.microsoft.com/office/word/2012/wordml" xmlns:w16cei="http://schemas.microsoft.com/office/word/2026/wordml/cei" xmlns:w16cex="http://schemas.microsoft.com/office/word/2018/wordml/cex" xmlns:w16cid="http://schemas.microsoft.com/office/word/2016/wordml/cid" xmlns:w16="http://schemas.microsoft.com/office/word/2018/wordml" xmlns:w16du="http://schemas.microsoft.com/office/word/2023/wordml/word16du" xmlns:w16sdtdh="http://schemas.microsoft.com/office/word/2020/wordml/sdtdatahash" xmlns:w16sdtfl="http://schemas.microsoft.com/office/word/2024/wordml/sdtformatlock" xmlns:w16se="http://schemas.microsoft.com/office/word/2015/wordml/symex" xmlns:wpg="http://schemas.microsoft.com/office/word/2010/wordprocessingGroup" xmlns:wpi="http://schemas.microsoft.com/office/word/2010/wordprocessingInk" xmlns:wne="http://schemas.microsoft.com/office/word/2006/wordml" xmlns:wps="http://schemas.microsoft.com/office/word/2010/wordprocessingShape" mc:Ignorable="w14 w15 w16se w16cid w16 w16cex w16sdtdh w16sdtfl w16du wp14">
   <w:body>
     <w:tbl>
       <w:tblPr>
@@ -681,7 +681,13 @@
         <w:jc w:val="both"/>
       </w:pPr>
       <w:r>
-        <w:t>Số Passport/CMND:</w:t>
+        <w:t>Số Passport/C</w:t>
+      </w:r>
+      <w:r>
+        <w:t>CC</w:t>
+      </w:r>
+      <w:r>
+        <w:t>D:</w:t>
       </w:r>
       <w:r>
         <w:t xml:space="preserve"> </w:t>
@@ -2302,7 +2308,7 @@
 </file>
 
 <file path=word/endnotes.xml><?xml version="1.0" encoding="utf-8"?>
-<w:endnotes xmlns:wpc="http://schemas.microsoft.com/office/word/2010/wordprocessingCanvas" xmlns:cx="http://schemas.microsoft.com/office/drawing/2014/chartex" xmlns:cx1="http://schemas.microsoft.com/office/drawing/2015/9/8/chartex" xmlns:cx2="http://schemas.microsoft.com/office/drawing/2015/10/21/chartex" xmlns:cx3="http://schemas.microsoft.com/office/drawing/2016/5/9/chartex" xmlns:cx4="http://schemas.microsoft.com/office/drawing/2016/5/10/chartex" xmlns:cx5="http://schemas.microsoft.com/office/drawing/2016/5/11/chartex" xmlns:cx6="http://schemas.microsoft.com/office/drawing/2016/5/12/chartex" xmlns:cx7="http://schemas.microsoft.com/office/drawing/2016/5/13/chartex" xmlns:cx8="http://schemas.microsoft.com/office/drawing/2016/5/14/chartex" xmlns:mc="http://schemas.openxmlformats.org/markup-compatibility/2006" xmlns:aink="http://schemas.microsoft.com/office/drawing/2016/ink" xmlns:am3d="http://schemas.microsoft.com/office/drawing/2017/model3d" xmlns:o="urn:schemas-microsoft-com:office:office" xmlns:oel="http://schemas.microsoft.com/office/2019/extlst" xmlns:r="http://schemas.openxmlformats.org/officeDocument/2006/relationships" xmlns:m="http://schemas.openxmlformats.org/officeDocument/2006/math" xmlns:v="urn:schemas-microsoft-com:vml" xmlns:wp14="http://schemas.microsoft.com/office/word/2010/wordprocessingDrawing" xmlns:wp="http://schemas.openxmlformats.org/drawingml/2006/wordprocessingDrawing" xmlns:w10="urn:schemas-microsoft-com:office:word" xmlns:w="http://schemas.openxmlformats.org/wordprocessingml/2006/main" xmlns:w14="http://schemas.microsoft.com/office/word/2010/wordml" xmlns:w15="http://schemas.microsoft.com/office/word/2012/wordml" xmlns:w16cex="http://schemas.microsoft.com/office/word/2018/wordml/cex" xmlns:w16cid="http://schemas.microsoft.com/office/word/2016/wordml/cid" xmlns:w16="http://schemas.microsoft.com/office/word/2018/wordml" xmlns:w16du="http://schemas.microsoft.com/office/word/2023/wordml/word16du" xmlns:w16sdtdh="http://schemas.microsoft.com/office/word/2020/wordml/sdtdatahash" xmlns:w16sdtfl="http://schemas.microsoft.com/office/word/2024/wordml/sdtformatlock" xmlns:w16se="http://schemas.microsoft.com/office/word/2015/wordml/symex" xmlns:wpg="http://schemas.microsoft.com/office/word/2010/wordprocessingGroup" xmlns:wpi="http://schemas.microsoft.com/office/word/2010/wordprocessingInk" xmlns:wne="http://schemas.microsoft.com/office/word/2006/wordml" xmlns:wps="http://schemas.microsoft.com/office/word/2010/wordprocessingShape" mc:Ignorable="w14 w15 w16se w16cid w16 w16cex w16sdtdh w16sdtfl w16du wp14">
+<w:endnotes xmlns:wpc="http://schemas.microsoft.com/office/word/2010/wordprocessingCanvas" xmlns:cx="http://schemas.microsoft.com/office/drawing/2014/chartex" xmlns:cx1="http://schemas.microsoft.com/office/drawing/2015/9/8/chartex" xmlns:cx2="http://schemas.microsoft.com/office/drawing/2015/10/21/chartex" xmlns:cx3="http://schemas.microsoft.com/office/drawing/2016/5/9/chartex" xmlns:cx4="http://schemas.microsoft.com/office/drawing/2016/5/10/chartex" xmlns:cx5="http://schemas.microsoft.com/office/drawing/2016/5/11/chartex" xmlns:cx6="http://schemas.microsoft.com/office/drawing/2016/5/12/chartex" xmlns:cx7="http://schemas.microsoft.com/office/drawing/2016/5/13/chartex" xmlns:cx8="http://schemas.microsoft.com/office/drawing/2016/5/14/chartex" xmlns:mc="http://schemas.openxmlformats.org/markup-compatibility/2006" xmlns:aink="http://schemas.microsoft.com/office/drawing/2016/ink" xmlns:am3d="http://schemas.microsoft.com/office/drawing/2017/model3d" xmlns:o="urn:schemas-microsoft-com:office:office" xmlns:oel="http://schemas.microsoft.com/office/2019/extlst" xmlns:r="http://schemas.openxmlformats.org/officeDocument/2006/relationships" xmlns:m="http://schemas.openxmlformats.org/officeDocument/2006/math" xmlns:v="urn:schemas-microsoft-com:vml" xmlns:wp14="http://schemas.microsoft.com/office/word/2010/wordprocessingDrawing" xmlns:wp="http://schemas.openxmlformats.org/drawingml/2006/wordprocessingDrawing" xmlns:w10="urn:schemas-microsoft-com:office:word" xmlns:w="http://schemas.openxmlformats.org/wordprocessingml/2006/main" xmlns:w14="http://schemas.microsoft.com/office/word/2010/wordml" xmlns:w15="http://schemas.microsoft.com/office/word/2012/wordml" xmlns:w16cei="http://schemas.microsoft.com/office/word/2026/wordml/cei" xmlns:w16cex="http://schemas.microsoft.com/office/word/2018/wordml/cex" xmlns:w16cid="http://schemas.microsoft.com/office/word/2016/wordml/cid" xmlns:w16="http://schemas.microsoft.com/office/word/2018/wordml" xmlns:w16du="http://schemas.microsoft.com/office/word/2023/wordml/word16du" xmlns:w16sdtdh="http://schemas.microsoft.com/office/word/2020/wordml/sdtdatahash" xmlns:w16sdtfl="http://schemas.microsoft.com/office/word/2024/wordml/sdtformatlock" xmlns:w16se="http://schemas.microsoft.com/office/word/2015/wordml/symex" xmlns:wpg="http://schemas.microsoft.com/office/word/2010/wordprocessingGroup" xmlns:wpi="http://schemas.microsoft.com/office/word/2010/wordprocessingInk" xmlns:wne="http://schemas.microsoft.com/office/word/2006/wordml" xmlns:wps="http://schemas.microsoft.com/office/word/2010/wordprocessingShape" mc:Ignorable="w14 w15 w16se w16cid w16 w16cex w16sdtdh w16sdtfl w16du wp14">
   <w:endnote w:type="separator" w:id="-1">
     <w:p>
       <w:r>
@@ -2321,7 +2327,7 @@
 </file>
 
 <file path=word/footer1.xml><?xml version="1.0" encoding="utf-8"?>
-<w:ftr xmlns:wpc="http://schemas.microsoft.com/office/word/2010/wordprocessingCanvas" xmlns:cx="http://schemas.microsoft.com/office/drawing/2014/chartex" xmlns:cx1="http://schemas.microsoft.com/office/drawing/2015/9/8/chartex" xmlns:cx2="http://schemas.microsoft.com/office/drawing/2015/10/21/chartex" xmlns:cx3="http://schemas.microsoft.com/office/drawing/2016/5/9/chartex" xmlns:cx4="http://schemas.microsoft.com/office/drawing/2016/5/10/chartex" xmlns:cx5="http://schemas.microsoft.com/office/drawing/2016/5/11/chartex" xmlns:cx6="http://schemas.microsoft.com/office/drawing/2016/5/12/chartex" xmlns:cx7="http://schemas.microsoft.com/office/drawing/2016/5/13/chartex" xmlns:cx8="http://schemas.microsoft.com/office/drawing/2016/5/14/chartex" xmlns:mc="http://schemas.openxmlformats.org/markup-compatibility/2006" xmlns:aink="http://schemas.microsoft.com/office/drawing/2016/ink" xmlns:am3d="http://schemas.microsoft.com/office/drawing/2017/model3d" xmlns:o="urn:schemas-microsoft-com:office:office" xmlns:oel="http://schemas.microsoft.com/office/2019/extlst" xmlns:r="http://schemas.openxmlformats.org/officeDocument/2006/relationships" xmlns:m="http://schemas.openxmlformats.org/officeDocument/2006/math" xmlns:v="urn:schemas-microsoft-com:vml" xmlns:wp14="http://schemas.microsoft.com/office/word/2010/wordprocessingDrawing" xmlns:wp="http://schemas.openxmlformats.org/drawingml/2006/wordprocessingDrawing" xmlns:w10="urn:schemas-microsoft-com:office:word" xmlns:w="http://schemas.openxmlformats.org/wordprocessingml/2006/main" xmlns:w14="http://schemas.microsoft.com/office/word/2010/wordml" xmlns:w15="http://schemas.microsoft.com/office/word/2012/wordml" xmlns:w16cex="http://schemas.microsoft.com/office/word/2018/wordml/cex" xmlns:w16cid="http://schemas.microsoft.com/office/word/2016/wordml/cid" xmlns:w16="http://schemas.microsoft.com/office/word/2018/wordml" xmlns:w16du="http://schemas.microsoft.com/office/word/2023/wordml/word16du" xmlns:w16sdtdh="http://schemas.microsoft.com/office/word/2020/wordml/sdtdatahash" xmlns:w16sdtfl="http://schemas.microsoft.com/office/word/2024/wordml/sdtformatlock" xmlns:w16se="http://schemas.microsoft.com/office/word/2015/wordml/symex" xmlns:wpg="http://schemas.microsoft.com/office/word/2010/wordprocessingGroup" xmlns:wpi="http://schemas.microsoft.com/office/word/2010/wordprocessingInk" xmlns:wne="http://schemas.microsoft.com/office/word/2006/wordml" xmlns:wps="http://schemas.microsoft.com/office/word/2010/wordprocessingShape" mc:Ignorable="w14 w15 w16se w16cid w16 w16cex w16sdtdh w16sdtfl w16du wp14">
+<w:ftr xmlns:wpc="http://schemas.microsoft.com/office/word/2010/wordprocessingCanvas" xmlns:cx="http://schemas.microsoft.com/office/drawing/2014/chartex" xmlns:cx1="http://schemas.microsoft.com/office/drawing/2015/9/8/chartex" xmlns:cx2="http://schemas.microsoft.com/office/drawing/2015/10/21/chartex" xmlns:cx3="http://schemas.microsoft.com/office/drawing/2016/5/9/chartex" xmlns:cx4="http://schemas.microsoft.com/office/drawing/2016/5/10/chartex" xmlns:cx5="http://schemas.microsoft.com/office/drawing/2016/5/11/chartex" xmlns:cx6="http://schemas.microsoft.com/office/drawing/2016/5/12/chartex" xmlns:cx7="http://schemas.microsoft.com/office/drawing/2016/5/13/chartex" xmlns:cx8="http://schemas.microsoft.com/office/drawing/2016/5/14/chartex" xmlns:mc="http://schemas.openxmlformats.org/markup-compatibility/2006" xmlns:aink="http://schemas.microsoft.com/office/drawing/2016/ink" xmlns:am3d="http://schemas.microsoft.com/office/drawing/2017/model3d" xmlns:o="urn:schemas-microsoft-com:office:office" xmlns:oel="http://schemas.microsoft.com/office/2019/extlst" xmlns:r="http://schemas.openxmlformats.org/officeDocument/2006/relationships" xmlns:m="http://schemas.openxmlformats.org/officeDocument/2006/math" xmlns:v="urn:schemas-microsoft-com:vml" xmlns:wp14="http://schemas.microsoft.com/office/word/2010/wordprocessingDrawing" xmlns:wp="http://schemas.openxmlformats.org/drawingml/2006/wordprocessingDrawing" xmlns:w10="urn:schemas-microsoft-com:office:word" xmlns:w="http://schemas.openxmlformats.org/wordprocessingml/2006/main" xmlns:w14="http://schemas.microsoft.com/office/word/2010/wordml" xmlns:w15="http://schemas.microsoft.com/office/word/2012/wordml" xmlns:w16cei="http://schemas.microsoft.com/office/word/2026/wordml/cei" xmlns:w16cex="http://schemas.microsoft.com/office/word/2018/wordml/cex" xmlns:w16cid="http://schemas.microsoft.com/office/word/2016/wordml/cid" xmlns:w16="http://schemas.microsoft.com/office/word/2018/wordml" xmlns:w16du="http://schemas.microsoft.com/office/word/2023/wordml/word16du" xmlns:w16sdtdh="http://schemas.microsoft.com/office/word/2020/wordml/sdtdatahash" xmlns:w16sdtfl="http://schemas.microsoft.com/office/word/2024/wordml/sdtformatlock" xmlns:w16se="http://schemas.microsoft.com/office/word/2015/wordml/symex" xmlns:wpg="http://schemas.microsoft.com/office/word/2010/wordprocessingGroup" xmlns:wpi="http://schemas.microsoft.com/office/word/2010/wordprocessingInk" xmlns:wne="http://schemas.microsoft.com/office/word/2006/wordml" xmlns:wps="http://schemas.microsoft.com/office/word/2010/wordprocessingShape" mc:Ignorable="w14 w15 w16se w16cid w16 w16cex w16sdtdh w16sdtfl w16du wp14">
   <w:p>
     <w:pPr>
       <w:jc w:val="center"/>
@@ -2370,7 +2376,7 @@
 </file>
 
 <file path=word/footnotes.xml><?xml version="1.0" encoding="utf-8"?>
-<w:footnotes xmlns:wpc="http://schemas.microsoft.com/office/word/2010/wordprocessingCanvas" xmlns:cx="http://schemas.microsoft.com/office/drawing/2014/chartex" xmlns:cx1="http://schemas.microsoft.com/office/drawing/2015/9/8/chartex" xmlns:cx2="http://schemas.microsoft.com/office/drawing/2015/10/21/chartex" xmlns:cx3="http://schemas.microsoft.com/office/drawing/2016/5/9/chartex" xmlns:cx4="http://schemas.microsoft.com/office/drawing/2016/5/10/chartex" xmlns:cx5="http://schemas.microsoft.com/office/drawing/2016/5/11/chartex" xmlns:cx6="http://schemas.microsoft.com/office/drawing/2016/5/12/chartex" xmlns:cx7="http://schemas.microsoft.com/office/drawing/2016/5/13/chartex" xmlns:cx8="http://schemas.microsoft.com/office/drawing/2016/5/14/chartex" xmlns:mc="http://schemas.openxmlformats.org/markup-compatibility/2006" xmlns:aink="http://schemas.microsoft.com/office/drawing/2016/ink" xmlns:am3d="http://schemas.microsoft.com/office/drawing/2017/model3d" xmlns:o="urn:schemas-microsoft-com:office:office" xmlns:oel="http://schemas.microsoft.com/office/2019/extlst" xmlns:r="http://schemas.openxmlformats.org/officeDocument/2006/relationships" xmlns:m="http://schemas.openxmlformats.org/officeDocument/2006/math" xmlns:v="urn:schemas-microsoft-com:vml" xmlns:wp14="http://schemas.microsoft.com/office/word/2010/wordprocessingDrawing" xmlns:wp="http://schemas.openxmlformats.org/drawingml/2006/wordprocessingDrawing" xmlns:w10="urn:schemas-microsoft-com:office:word" xmlns:w="http://schemas.openxmlformats.org/wordprocessingml/2006/main" xmlns:w14="http://schemas.microsoft.com/office/word/2010/wordml" xmlns:w15="http://schemas.microsoft.com/office/word/2012/wordml" xmlns:w16cex="http://schemas.microsoft.com/office/word/2018/wordml/cex" xmlns:w16cid="http://schemas.microsoft.com/office/word/2016/wordml/cid" xmlns:w16="http://schemas.microsoft.com/office/word/2018/wordml" xmlns:w16du="http://schemas.microsoft.com/office/word/2023/wordml/word16du" xmlns:w16sdtdh="http://schemas.microsoft.com/office/word/2020/wordml/sdtdatahash" xmlns:w16sdtfl="http://schemas.microsoft.com/office/word/2024/wordml/sdtformatlock" xmlns:w16se="http://schemas.microsoft.com/office/word/2015/wordml/symex" xmlns:wpg="http://schemas.microsoft.com/office/word/2010/wordprocessingGroup" xmlns:wpi="http://schemas.microsoft.com/office/word/2010/wordprocessingInk" xmlns:wne="http://schemas.microsoft.com/office/word/2006/wordml" xmlns:wps="http://schemas.microsoft.com/office/word/2010/wordprocessingShape" mc:Ignorable="w14 w15 w16se w16cid w16 w16cex w16sdtdh w16sdtfl w16du wp14">
+<w:footnotes xmlns:wpc="http://schemas.microsoft.com/office/word/2010/wordprocessingCanvas" xmlns:cx="http://schemas.microsoft.com/office/drawing/2014/chartex" xmlns:cx1="http://schemas.microsoft.com/office/drawing/2015/9/8/chartex" xmlns:cx2="http://schemas.microsoft.com/office/drawing/2015/10/21/chartex" xmlns:cx3="http://schemas.microsoft.com/office/drawing/2016/5/9/chartex" xmlns:cx4="http://schemas.microsoft.com/office/drawing/2016/5/10/chartex" xmlns:cx5="http://schemas.microsoft.com/office/drawing/2016/5/11/chartex" xmlns:cx6="http://schemas.microsoft.com/office/drawing/2016/5/12/chartex" xmlns:cx7="http://schemas.microsoft.com/office/drawing/2016/5/13/chartex" xmlns:cx8="http://schemas.microsoft.com/office/drawing/2016/5/14/chartex" xmlns:mc="http://schemas.openxmlformats.org/markup-compatibility/2006" xmlns:aink="http://schemas.microsoft.com/office/drawing/2016/ink" xmlns:am3d="http://schemas.microsoft.com/office/drawing/2017/model3d" xmlns:o="urn:schemas-microsoft-com:office:office" xmlns:oel="http://schemas.microsoft.com/office/2019/extlst" xmlns:r="http://schemas.openxmlformats.org/officeDocument/2006/relationships" xmlns:m="http://schemas.openxmlformats.org/officeDocument/2006/math" xmlns:v="urn:schemas-microsoft-com:vml" xmlns:wp14="http://schemas.microsoft.com/office/word/2010/wordprocessingDrawing" xmlns:wp="http://schemas.openxmlformats.org/drawingml/2006/wordprocessingDrawing" xmlns:w10="urn:schemas-microsoft-com:office:word" xmlns:w="http://schemas.openxmlformats.org/wordprocessingml/2006/main" xmlns:w14="http://schemas.microsoft.com/office/word/2010/wordml" xmlns:w15="http://schemas.microsoft.com/office/word/2012/wordml" xmlns:w16cei="http://schemas.microsoft.com/office/word/2026/wordml/cei" xmlns:w16cex="http://schemas.microsoft.com/office/word/2018/wordml/cex" xmlns:w16cid="http://schemas.microsoft.com/office/word/2016/wordml/cid" xmlns:w16="http://schemas.microsoft.com/office/word/2018/wordml" xmlns:w16du="http://schemas.microsoft.com/office/word/2023/wordml/word16du" xmlns:w16sdtdh="http://schemas.microsoft.com/office/word/2020/wordml/sdtdatahash" xmlns:w16sdtfl="http://schemas.microsoft.com/office/word/2024/wordml/sdtformatlock" xmlns:w16se="http://schemas.microsoft.com/office/word/2015/wordml/symex" xmlns:wpg="http://schemas.microsoft.com/office/word/2010/wordprocessingGroup" xmlns:wpi="http://schemas.microsoft.com/office/word/2010/wordprocessingInk" xmlns:wne="http://schemas.microsoft.com/office/word/2006/wordml" xmlns:wps="http://schemas.microsoft.com/office/word/2010/wordprocessingShape" mc:Ignorable="w14 w15 w16se w16cid w16 w16cex w16sdtdh w16sdtfl w16du wp14">
   <w:footnote w:type="separator" w:id="-1">
     <w:p>
       <w:r>
@@ -2389,7 +2395,7 @@
 </file>
 
 <file path=word/numbering.xml><?xml version="1.0" encoding="utf-8"?>
-<w:numbering xmlns:wpc="http://schemas.microsoft.com/office/word/2010/wordprocessingCanvas" xmlns:cx="http://schemas.microsoft.com/office/drawing/2014/chartex" xmlns:cx1="http://schemas.microsoft.com/office/drawing/2015/9/8/chartex" xmlns:cx2="http://schemas.microsoft.com/office/drawing/2015/10/21/chartex" xmlns:cx3="http://schemas.microsoft.com/office/drawing/2016/5/9/chartex" xmlns:cx4="http://schemas.microsoft.com/office/drawing/2016/5/10/chartex" xmlns:cx5="http://schemas.microsoft.com/office/drawing/2016/5/11/chartex" xmlns:cx6="http://schemas.microsoft.com/office/drawing/2016/5/12/chartex" xmlns:cx7="http://schemas.microsoft.com/office/drawing/2016/5/13/chartex" xmlns:cx8="http://schemas.microsoft.com/office/drawing/2016/5/14/chartex" xmlns:mc="http://schemas.openxmlformats.org/markup-compatibility/2006" xmlns:aink="http://schemas.microsoft.com/office/drawing/2016/ink" xmlns:am3d="http://schemas.microsoft.com/office/drawing/2017/model3d" xmlns:o="urn:schemas-microsoft-com:office:office" xmlns:oel="http://schemas.microsoft.com/office/2019/extlst" xmlns:r="http://schemas.openxmlformats.org/officeDocument/2006/relationships" xmlns:m="http://schemas.openxmlformats.org/officeDocument/2006/math" xmlns:v="urn:schemas-microsoft-com:vml" xmlns:wp14="http://schemas.microsoft.com/office/word/2010/wordprocessingDrawing" xmlns:wp="http://schemas.openxmlformats.org/drawingml/2006/wordprocessingDrawing" xmlns:w10="urn:schemas-microsoft-com:office:word" xmlns:w="http://schemas.openxmlformats.org/wordprocessingml/2006/main" xmlns:w14="http://schemas.microsoft.com/office/word/2010/wordml" xmlns:w15="http://schemas.microsoft.com/office/word/2012/wordml" xmlns:w16cex="http://schemas.microsoft.com/office/word/2018/wordml/cex" xmlns:w16cid="http://schemas.microsoft.com/office/word/2016/wordml/cid" xmlns:w16="http://schemas.microsoft.com/office/word/2018/wordml" xmlns:w16du="http://schemas.microsoft.com/office/word/2023/wordml/word16du" xmlns:w16sdtdh="http://schemas.microsoft.com/office/word/2020/wordml/sdtdatahash" xmlns:w16sdtfl="http://schemas.microsoft.com/office/word/2024/wordml/sdtformatlock" xmlns:w16se="http://schemas.microsoft.com/office/word/2015/wordml/symex" xmlns:wpg="http://schemas.microsoft.com/office/word/2010/wordprocessingGroup" xmlns:wpi="http://schemas.microsoft.com/office/word/2010/wordprocessingInk" xmlns:wne="http://schemas.microsoft.com/office/word/2006/wordml" xmlns:wps="http://schemas.microsoft.com/office/word/2010/wordprocessingShape" mc:Ignorable="w14 w15 w16se w16cid w16 w16cex w16sdtdh w16sdtfl w16du wp14">
+<w:numbering xmlns:wpc="http://schemas.microsoft.com/office/word/2010/wordprocessingCanvas" xmlns:cx="http://schemas.microsoft.com/office/drawing/2014/chartex" xmlns:cx1="http://schemas.microsoft.com/office/drawing/2015/9/8/chartex" xmlns:cx2="http://schemas.microsoft.com/office/drawing/2015/10/21/chartex" xmlns:cx3="http://schemas.microsoft.com/office/drawing/2016/5/9/chartex" xmlns:cx4="http://schemas.microsoft.com/office/drawing/2016/5/10/chartex" xmlns:cx5="http://schemas.microsoft.com/office/drawing/2016/5/11/chartex" xmlns:cx6="http://schemas.microsoft.com/office/drawing/2016/5/12/chartex" xmlns:cx7="http://schemas.microsoft.com/office/drawing/2016/5/13/chartex" xmlns:cx8="http://schemas.microsoft.com/office/drawing/2016/5/14/chartex" xmlns:mc="http://schemas.openxmlformats.org/markup-compatibility/2006" xmlns:aink="http://schemas.microsoft.com/office/drawing/2016/ink" xmlns:am3d="http://schemas.microsoft.com/office/drawing/2017/model3d" xmlns:o="urn:schemas-microsoft-com:office:office" xmlns:oel="http://schemas.microsoft.com/office/2019/extlst" xmlns:r="http://schemas.openxmlformats.org/officeDocument/2006/relationships" xmlns:m="http://schemas.openxmlformats.org/officeDocument/2006/math" xmlns:v="urn:schemas-microsoft-com:vml" xmlns:wp14="http://schemas.microsoft.com/office/word/2010/wordprocessingDrawing" xmlns:wp="http://schemas.openxmlformats.org/drawingml/2006/wordprocessingDrawing" xmlns:w10="urn:schemas-microsoft-com:office:word" xmlns:w="http://schemas.openxmlformats.org/wordprocessingml/2006/main" xmlns:w14="http://schemas.microsoft.com/office/word/2010/wordml" xmlns:w15="http://schemas.microsoft.com/office/word/2012/wordml" xmlns:w16cei="http://schemas.microsoft.com/office/word/2026/wordml/cei" xmlns:w16cex="http://schemas.microsoft.com/office/word/2018/wordml/cex" xmlns:w16cid="http://schemas.microsoft.com/office/word/2016/wordml/cid" xmlns:w16="http://schemas.microsoft.com/office/word/2018/wordml" xmlns:w16du="http://schemas.microsoft.com/office/word/2023/wordml/word16du" xmlns:w16sdtdh="http://schemas.microsoft.com/office/word/2020/wordml/sdtdatahash" xmlns:w16sdtfl="http://schemas.microsoft.com/office/word/2024/wordml/sdtformatlock" xmlns:w16se="http://schemas.microsoft.com/office/word/2015/wordml/symex" xmlns:wpg="http://schemas.microsoft.com/office/word/2010/wordprocessingGroup" xmlns:wpi="http://schemas.microsoft.com/office/word/2010/wordprocessingInk" xmlns:wne="http://schemas.microsoft.com/office/word/2006/wordml" xmlns:wps="http://schemas.microsoft.com/office/word/2010/wordprocessingShape" mc:Ignorable="w14 w15 w16se w16cid w16 w16cex w16sdtdh w16sdtfl w16du wp14">
   <w:abstractNum w:abstractNumId="0" w15:restartNumberingAfterBreak="0">
     <w:nsid w:val="157D0F78"/>
     <w:multiLevelType w:val="hybridMultilevel"/>
@@ -3889,6 +3895,7 @@
   <w:style w:type="character" w:default="1" w:styleId="DefaultParagraphFont">
     <w:name w:val="Default Paragraph Font"/>
     <w:uiPriority w:val="1"/>
+    <w:semiHidden/>
     <w:unhideWhenUsed/>
   </w:style>
   <w:style w:type="table" w:default="1" w:styleId="TableNormal">

--- a/storage/app/private/contracts/344.docx
+++ b/storage/app/private/contracts/344.docx
@@ -1259,7 +1259,7 @@
         <w:rPr>
           <w:b/>
         </w:rPr>
-        <w:t>20.000.000 VNĐ</w:t>
+        <w:t>20000000 VNĐ</w:t>
       </w:r>
       <w:r>
         <w:rPr>

--- a/storage/app/private/contracts/344.docx
+++ b/storage/app/private/contracts/344.docx
@@ -1259,7 +1259,13 @@
         <w:rPr>
           <w:b/>
         </w:rPr>
-        <w:t>20000000 VNĐ</w:t>
+        <w:t>9000000</w:t>
+      </w:r>
+      <w:r>
+        <w:rPr>
+          <w:b/>
+        </w:rPr>
+        <w:t xml:space="preserve"> VNĐ</w:t>
       </w:r>
       <w:r>
         <w:rPr>
